--- a/docs/lista_louvores/Textos_Louvores/Ele é meu e teu Senhor (202 HHC).docx
+++ b/docs/lista_louvores/Textos_Louvores/Ele é meu e teu Senhor (202 HHC).docx
@@ -4,408 +4,372 @@
   <w:body>
     <w:p>
       <w:pPr>
-        <w:numPr>
-          <w:ilvl w:val="0"/>
-          <w:numId w:val="1"/>
-        </w:numPr>
-        <w:spacing w:before="120"/>
-        <w:rPr>
-          <w:rFonts w:ascii="Times New Roman" w:hAnsi="Times New Roman"/>
-          <w:bCs/>
-          <w:color w:val="000000"/>
-        </w:rPr>
+        <w:pStyle w:val="Ttulo1"/>
       </w:pPr>
       <w:r>
-        <w:rPr>
-          <w:rFonts w:ascii="Times New Roman" w:hAnsi="Times New Roman"/>
-          <w:color w:val="000000"/>
-        </w:rPr>
         <w:t>ELE É MEU E TEU SENHOR (HCC 202)</w:t>
       </w:r>
     </w:p>
     <w:p>
       <w:pPr>
-        <w:pStyle w:val="PargrafodaLista"/>
-        <w:numPr>
-          <w:ilvl w:val="0"/>
-          <w:numId w:val="1"/>
-        </w:numPr>
-        <w:autoSpaceDE w:val="0"/>
-        <w:autoSpaceDN w:val="0"/>
-        <w:adjustRightInd w:val="0"/>
-        <w:spacing w:before="120" w:after="120" w:line="240" w:lineRule="auto"/>
-        <w:ind w:left="918" w:hanging="357"/>
-        <w:contextualSpacing w:val="0"/>
-        <w:rPr>
-          <w:rFonts w:ascii="Times New Roman" w:eastAsia="Arial" w:hAnsi="Times New Roman" w:cs="Times New Roman"/>
-          <w:color w:val="000000" w:themeColor="text1"/>
+        <w:rPr>
+          <w:rFonts w:ascii="Times New Roman" w:hAnsi="Times New Roman"/>
         </w:rPr>
       </w:pPr>
       <w:r>
         <w:rPr>
-          <w:rFonts w:ascii="Times New Roman" w:eastAsia="Arial" w:hAnsi="Times New Roman" w:cs="Times New Roman"/>
-          <w:color w:val="000000" w:themeColor="text1"/>
+          <w:rFonts w:ascii="Times New Roman" w:hAnsi="Times New Roman"/>
         </w:rPr>
         <w:t>Se os problemas parecem não ter solução</w:t>
       </w:r>
       <w:r>
         <w:rPr>
-          <w:rFonts w:ascii="Times New Roman" w:eastAsia="Arial" w:hAnsi="Times New Roman" w:cs="Times New Roman"/>
-          <w:color w:val="000000" w:themeColor="text1"/>
+          <w:rFonts w:ascii="Times New Roman" w:hAnsi="Times New Roman"/>
         </w:rPr>
         <w:br/>
+      </w:r>
+      <w:r>
+        <w:rPr>
+          <w:rFonts w:ascii="Times New Roman" w:hAnsi="Times New Roman"/>
+        </w:rPr>
         <w:t>Quando as mágoas inundam o teu coração</w:t>
       </w:r>
       <w:r>
         <w:rPr>
-          <w:rFonts w:ascii="Times New Roman" w:eastAsia="Arial" w:hAnsi="Times New Roman" w:cs="Times New Roman"/>
-          <w:color w:val="000000" w:themeColor="text1"/>
+          <w:rFonts w:ascii="Times New Roman" w:hAnsi="Times New Roman"/>
         </w:rPr>
         <w:br/>
+      </w:r>
+      <w:r>
+        <w:rPr>
+          <w:rFonts w:ascii="Times New Roman" w:hAnsi="Times New Roman"/>
+        </w:rPr>
         <w:t>Há alguém que atende a tua oração</w:t>
       </w:r>
       <w:r>
         <w:rPr>
-          <w:rFonts w:ascii="Times New Roman" w:eastAsia="Arial" w:hAnsi="Times New Roman" w:cs="Times New Roman"/>
-          <w:color w:val="000000" w:themeColor="text1"/>
+          <w:rFonts w:ascii="Times New Roman" w:hAnsi="Times New Roman"/>
         </w:rPr>
         <w:br/>
+      </w:r>
+      <w:r>
+        <w:rPr>
+          <w:rFonts w:ascii="Times New Roman" w:hAnsi="Times New Roman"/>
+        </w:rPr>
         <w:t>Jesus Cristo, o Mestre e Senhor</w:t>
       </w:r>
     </w:p>
     <w:p>
       <w:pPr>
-        <w:pStyle w:val="PargrafodaLista"/>
-        <w:numPr>
-          <w:ilvl w:val="0"/>
-          <w:numId w:val="1"/>
-        </w:numPr>
-        <w:autoSpaceDE w:val="0"/>
-        <w:autoSpaceDN w:val="0"/>
-        <w:adjustRightInd w:val="0"/>
-        <w:spacing w:before="120" w:after="120" w:line="240" w:lineRule="auto"/>
-        <w:ind w:left="918" w:hanging="357"/>
-        <w:contextualSpacing w:val="0"/>
-        <w:rPr>
-          <w:rFonts w:ascii="Times New Roman" w:eastAsia="Arial" w:hAnsi="Times New Roman" w:cs="Times New Roman"/>
+        <w:rPr>
+          <w:rFonts w:ascii="Times New Roman" w:hAnsi="Times New Roman"/>
           <w:b/>
           <w:bCs/>
           <w:i/>
           <w:iCs/>
-          <w:color w:val="000000" w:themeColor="text1"/>
         </w:rPr>
       </w:pPr>
       <w:r>
         <w:rPr>
-          <w:rFonts w:ascii="Times New Roman" w:eastAsia="Arial" w:hAnsi="Times New Roman" w:cs="Times New Roman"/>
+          <w:rFonts w:ascii="Times New Roman" w:hAnsi="Times New Roman"/>
           <w:b/>
           <w:bCs/>
           <w:i/>
           <w:iCs/>
-          <w:color w:val="000000" w:themeColor="text1"/>
         </w:rPr>
         <w:t>Ele é dono da chuva, do sol e do ar</w:t>
       </w:r>
       <w:r>
         <w:rPr>
-          <w:rFonts w:ascii="Times New Roman" w:eastAsia="Arial" w:hAnsi="Times New Roman" w:cs="Times New Roman"/>
+          <w:rFonts w:ascii="Times New Roman" w:hAnsi="Times New Roman"/>
           <w:b/>
           <w:bCs/>
           <w:i/>
           <w:iCs/>
-          <w:color w:val="000000" w:themeColor="text1"/>
         </w:rPr>
         <w:br/>
-        <w:t>É Senhor da alegria, da dor, do chorar</w:t>
-      </w:r>
-      <w:r>
-        <w:rPr>
-          <w:rFonts w:ascii="Times New Roman" w:eastAsia="Arial" w:hAnsi="Times New Roman" w:cs="Times New Roman"/>
+      </w:r>
+      <w:r>
+        <w:rPr>
+          <w:rFonts w:ascii="Times New Roman" w:hAnsi="Times New Roman"/>
           <w:b/>
           <w:bCs/>
           <w:i/>
           <w:iCs/>
-          <w:color w:val="000000" w:themeColor="text1"/>
-        </w:rPr>
-        <w:br/>
-        <w:t>Ele é dono dos montes, do céu e do mar</w:t>
-      </w:r>
-      <w:r>
-        <w:rPr>
-          <w:rFonts w:ascii="Times New Roman" w:eastAsia="Arial" w:hAnsi="Times New Roman" w:cs="Times New Roman"/>
+        </w:rPr>
+        <w:t>É Senhor da alegria, da dor, do chorar</w:t>
+      </w:r>
+      <w:r>
+        <w:rPr>
+          <w:rFonts w:ascii="Times New Roman" w:hAnsi="Times New Roman"/>
           <w:b/>
           <w:bCs/>
           <w:i/>
           <w:iCs/>
-          <w:color w:val="000000" w:themeColor="text1"/>
         </w:rPr>
         <w:br/>
-        <w:t>É Senhor das crianças,</w:t>
-      </w:r>
-      <w:r>
-        <w:rPr>
-          <w:rFonts w:ascii="Times New Roman" w:eastAsia="Arial" w:hAnsi="Times New Roman" w:cs="Times New Roman"/>
+      </w:r>
+      <w:r>
+        <w:rPr>
+          <w:rFonts w:ascii="Times New Roman" w:hAnsi="Times New Roman"/>
           <w:b/>
           <w:bCs/>
           <w:i/>
           <w:iCs/>
-          <w:color w:val="000000" w:themeColor="text1"/>
-        </w:rPr>
-        <w:br/>
-        <w:t>Das preces, dos hinos</w:t>
-      </w:r>
-      <w:r>
-        <w:rPr>
-          <w:rFonts w:ascii="Times New Roman" w:eastAsia="Arial" w:hAnsi="Times New Roman" w:cs="Times New Roman"/>
+        </w:rPr>
+        <w:t>Ele é dono dos montes, do céu e do mar</w:t>
+      </w:r>
+      <w:r>
+        <w:rPr>
+          <w:rFonts w:ascii="Times New Roman" w:hAnsi="Times New Roman"/>
           <w:b/>
           <w:bCs/>
           <w:i/>
           <w:iCs/>
-          <w:color w:val="000000" w:themeColor="text1"/>
         </w:rPr>
         <w:br/>
-        <w:t>Ele é meu e também teu Senhor</w:t>
-      </w:r>
-    </w:p>
-    <w:p>
-      <w:pPr>
-        <w:pStyle w:val="PargrafodaLista"/>
-        <w:numPr>
-          <w:ilvl w:val="0"/>
-          <w:numId w:val="1"/>
-        </w:numPr>
-        <w:autoSpaceDE w:val="0"/>
-        <w:autoSpaceDN w:val="0"/>
-        <w:adjustRightInd w:val="0"/>
-        <w:spacing w:before="120" w:after="120" w:line="240" w:lineRule="auto"/>
-        <w:ind w:left="918" w:hanging="357"/>
-        <w:contextualSpacing w:val="0"/>
-        <w:rPr>
-          <w:rFonts w:ascii="Times New Roman" w:eastAsia="Arial" w:hAnsi="Times New Roman" w:cs="Times New Roman"/>
-          <w:color w:val="000000" w:themeColor="text1"/>
-        </w:rPr>
-      </w:pPr>
-      <w:r>
-        <w:rPr>
-          <w:rFonts w:ascii="Times New Roman" w:eastAsia="Arial" w:hAnsi="Times New Roman" w:cs="Times New Roman"/>
-          <w:color w:val="000000" w:themeColor="text1"/>
-        </w:rPr>
-        <w:t>Ele é O caminho, A verdade e a luz</w:t>
-      </w:r>
-      <w:r>
-        <w:rPr>
-          <w:rFonts w:ascii="Times New Roman" w:eastAsia="Arial" w:hAnsi="Times New Roman" w:cs="Times New Roman"/>
-          <w:color w:val="000000" w:themeColor="text1"/>
-        </w:rPr>
-        <w:br/>
-        <w:t>Abre teu coração e recebe a Jesus</w:t>
-      </w:r>
-      <w:r>
-        <w:rPr>
-          <w:rFonts w:ascii="Times New Roman" w:eastAsia="Arial" w:hAnsi="Times New Roman" w:cs="Times New Roman"/>
-          <w:color w:val="000000" w:themeColor="text1"/>
-        </w:rPr>
-        <w:br/>
-        <w:t>Tua vida é Cristo que agora conduz</w:t>
-      </w:r>
-      <w:r>
-        <w:rPr>
-          <w:rFonts w:ascii="Times New Roman" w:eastAsia="Arial" w:hAnsi="Times New Roman" w:cs="Times New Roman"/>
-          <w:color w:val="000000" w:themeColor="text1"/>
-        </w:rPr>
-        <w:br/>
-        <w:t xml:space="preserve">Pois é </w:t>
-      </w:r>
-      <w:r>
-        <w:rPr>
-          <w:rFonts w:ascii="Times New Roman" w:eastAsia="Arial" w:hAnsi="Times New Roman" w:cs="Times New Roman"/>
-          <w:color w:val="000000" w:themeColor="text1"/>
-        </w:rPr>
-        <w:t>E</w:t>
-      </w:r>
-      <w:r>
-        <w:rPr>
-          <w:rFonts w:ascii="Times New Roman" w:eastAsia="Arial" w:hAnsi="Times New Roman" w:cs="Times New Roman"/>
-          <w:color w:val="000000" w:themeColor="text1"/>
-        </w:rPr>
-        <w:t>le teu Mestre e Senhor</w:t>
-      </w:r>
-    </w:p>
-    <w:p>
-      <w:pPr>
-        <w:pStyle w:val="PargrafodaLista"/>
-        <w:numPr>
-          <w:ilvl w:val="0"/>
-          <w:numId w:val="1"/>
-        </w:numPr>
-        <w:autoSpaceDE w:val="0"/>
-        <w:autoSpaceDN w:val="0"/>
-        <w:adjustRightInd w:val="0"/>
-        <w:spacing w:before="120" w:after="120" w:line="240" w:lineRule="auto"/>
-        <w:ind w:left="918" w:hanging="357"/>
-        <w:contextualSpacing w:val="0"/>
-        <w:rPr>
-          <w:rFonts w:ascii="Times New Roman" w:eastAsia="Arial" w:hAnsi="Times New Roman" w:cs="Times New Roman"/>
+      </w:r>
+      <w:r>
+        <w:rPr>
+          <w:rFonts w:ascii="Times New Roman" w:hAnsi="Times New Roman"/>
           <w:b/>
           <w:bCs/>
           <w:i/>
           <w:iCs/>
-          <w:color w:val="000000" w:themeColor="text1"/>
-        </w:rPr>
-      </w:pPr>
-      <w:r>
-        <w:rPr>
-          <w:rFonts w:ascii="Times New Roman" w:eastAsia="Arial" w:hAnsi="Times New Roman" w:cs="Times New Roman"/>
+        </w:rPr>
+        <w:t>É Senhor das crianças,</w:t>
+      </w:r>
+      <w:r>
+        <w:rPr>
+          <w:rFonts w:ascii="Times New Roman" w:hAnsi="Times New Roman"/>
           <w:b/>
           <w:bCs/>
           <w:i/>
           <w:iCs/>
-          <w:color w:val="000000" w:themeColor="text1"/>
-        </w:rPr>
-        <w:t>[REFRÃO]</w:t>
-      </w:r>
-    </w:p>
-    <w:p>
-      <w:pPr>
-        <w:pStyle w:val="PargrafodaLista"/>
-        <w:numPr>
-          <w:ilvl w:val="0"/>
-          <w:numId w:val="1"/>
-        </w:numPr>
-        <w:autoSpaceDE w:val="0"/>
-        <w:autoSpaceDN w:val="0"/>
-        <w:adjustRightInd w:val="0"/>
-        <w:spacing w:before="120" w:after="120" w:line="240" w:lineRule="auto"/>
-        <w:ind w:left="918" w:hanging="357"/>
-        <w:contextualSpacing w:val="0"/>
-        <w:rPr>
-          <w:rFonts w:ascii="Times New Roman" w:eastAsia="Arial" w:hAnsi="Times New Roman" w:cs="Times New Roman"/>
-          <w:color w:val="000000" w:themeColor="text1"/>
-        </w:rPr>
-      </w:pPr>
-      <w:r>
-        <w:rPr>
-          <w:rFonts w:ascii="Times New Roman" w:eastAsia="Arial" w:hAnsi="Times New Roman" w:cs="Times New Roman"/>
-          <w:color w:val="000000" w:themeColor="text1"/>
-        </w:rPr>
-        <w:t>Como é bom caminhar nesta luz, nesta paz</w:t>
-      </w:r>
-      <w:r>
-        <w:rPr>
-          <w:rFonts w:ascii="Times New Roman" w:eastAsia="Arial" w:hAnsi="Times New Roman" w:cs="Times New Roman"/>
-          <w:color w:val="000000" w:themeColor="text1"/>
         </w:rPr>
         <w:br/>
-        <w:t xml:space="preserve">Ele vive pra sempre, </w:t>
-      </w:r>
-      <w:r>
-        <w:rPr>
-          <w:rFonts w:ascii="Times New Roman" w:eastAsia="Arial" w:hAnsi="Times New Roman" w:cs="Times New Roman"/>
-          <w:color w:val="000000" w:themeColor="text1"/>
-        </w:rPr>
-        <w:t>E</w:t>
-      </w:r>
-      <w:r>
-        <w:rPr>
-          <w:rFonts w:ascii="Times New Roman" w:eastAsia="Arial" w:hAnsi="Times New Roman" w:cs="Times New Roman"/>
-          <w:color w:val="000000" w:themeColor="text1"/>
-        </w:rPr>
-        <w:t>le me satisfaz</w:t>
-      </w:r>
-      <w:r>
-        <w:rPr>
-          <w:rFonts w:ascii="Times New Roman" w:eastAsia="Arial" w:hAnsi="Times New Roman" w:cs="Times New Roman"/>
-          <w:color w:val="000000" w:themeColor="text1"/>
-        </w:rPr>
-        <w:br/>
-        <w:t>Eu sou d</w:t>
-      </w:r>
-      <w:r>
-        <w:rPr>
-          <w:rFonts w:ascii="Times New Roman" w:eastAsia="Arial" w:hAnsi="Times New Roman" w:cs="Times New Roman"/>
-          <w:color w:val="000000" w:themeColor="text1"/>
-        </w:rPr>
-        <w:t>E</w:t>
-      </w:r>
-      <w:r>
-        <w:rPr>
-          <w:rFonts w:ascii="Times New Roman" w:eastAsia="Arial" w:hAnsi="Times New Roman" w:cs="Times New Roman"/>
-          <w:color w:val="000000" w:themeColor="text1"/>
-        </w:rPr>
-        <w:t xml:space="preserve">le, e a vida que </w:t>
-      </w:r>
-      <w:r>
-        <w:rPr>
-          <w:rFonts w:ascii="Times New Roman" w:eastAsia="Arial" w:hAnsi="Times New Roman" w:cs="Times New Roman"/>
-          <w:color w:val="000000" w:themeColor="text1"/>
-        </w:rPr>
-        <w:t>E</w:t>
-      </w:r>
-      <w:r>
-        <w:rPr>
-          <w:rFonts w:ascii="Times New Roman" w:eastAsia="Arial" w:hAnsi="Times New Roman" w:cs="Times New Roman"/>
-          <w:color w:val="000000" w:themeColor="text1"/>
-        </w:rPr>
-        <w:t>le me traz</w:t>
-      </w:r>
-      <w:r>
-        <w:rPr>
-          <w:rFonts w:ascii="Times New Roman" w:eastAsia="Arial" w:hAnsi="Times New Roman" w:cs="Times New Roman"/>
-          <w:color w:val="000000" w:themeColor="text1"/>
-        </w:rPr>
-        <w:br/>
-        <w:t xml:space="preserve">É segura, pois </w:t>
-      </w:r>
-      <w:r>
-        <w:rPr>
-          <w:rFonts w:ascii="Times New Roman" w:eastAsia="Arial" w:hAnsi="Times New Roman" w:cs="Times New Roman"/>
-          <w:color w:val="000000" w:themeColor="text1"/>
-        </w:rPr>
-        <w:t>E</w:t>
-      </w:r>
-      <w:r>
-        <w:rPr>
-          <w:rFonts w:ascii="Times New Roman" w:eastAsia="Arial" w:hAnsi="Times New Roman" w:cs="Times New Roman"/>
-          <w:color w:val="000000" w:themeColor="text1"/>
-        </w:rPr>
-        <w:t>le é Senhor</w:t>
-      </w:r>
-    </w:p>
-    <w:p>
-      <w:pPr>
-        <w:pStyle w:val="PargrafodaLista"/>
-        <w:numPr>
-          <w:ilvl w:val="0"/>
-          <w:numId w:val="1"/>
-        </w:numPr>
-        <w:autoSpaceDE w:val="0"/>
-        <w:autoSpaceDN w:val="0"/>
-        <w:adjustRightInd w:val="0"/>
-        <w:spacing w:before="120" w:after="120" w:line="240" w:lineRule="auto"/>
-        <w:ind w:left="918" w:hanging="357"/>
-        <w:contextualSpacing w:val="0"/>
-        <w:rPr>
-          <w:rFonts w:ascii="Times New Roman" w:eastAsia="Arial" w:hAnsi="Times New Roman" w:cs="Times New Roman"/>
+      </w:r>
+      <w:r>
+        <w:rPr>
+          <w:rFonts w:ascii="Times New Roman" w:hAnsi="Times New Roman"/>
           <w:b/>
           <w:bCs/>
           <w:i/>
           <w:iCs/>
-          <w:color w:val="000000" w:themeColor="text1"/>
-        </w:rPr>
-      </w:pPr>
-      <w:r>
-        <w:rPr>
-          <w:rFonts w:ascii="Times New Roman" w:eastAsia="Arial" w:hAnsi="Times New Roman" w:cs="Times New Roman"/>
+        </w:rPr>
+        <w:t>Das preces, dos hinos</w:t>
+      </w:r>
+      <w:r>
+        <w:rPr>
+          <w:rFonts w:ascii="Times New Roman" w:hAnsi="Times New Roman"/>
           <w:b/>
           <w:bCs/>
           <w:i/>
           <w:iCs/>
-          <w:color w:val="000000" w:themeColor="text1"/>
+        </w:rPr>
+        <w:br/>
+      </w:r>
+      <w:r>
+        <w:rPr>
+          <w:rFonts w:ascii="Times New Roman" w:hAnsi="Times New Roman"/>
+          <w:b/>
+          <w:bCs/>
+          <w:i/>
+          <w:iCs/>
+        </w:rPr>
+        <w:t xml:space="preserve">Ele é meu </w:t>
+      </w:r>
+      <w:proofErr w:type="gramStart"/>
+      <w:r>
+        <w:rPr>
+          <w:rFonts w:ascii="Times New Roman" w:hAnsi="Times New Roman"/>
+          <w:b/>
+          <w:bCs/>
+          <w:i/>
+          <w:iCs/>
+        </w:rPr>
+        <w:t>e também</w:t>
+      </w:r>
+      <w:proofErr w:type="gramEnd"/>
+      <w:r>
+        <w:rPr>
+          <w:rFonts w:ascii="Times New Roman" w:hAnsi="Times New Roman"/>
+          <w:b/>
+          <w:bCs/>
+          <w:i/>
+          <w:iCs/>
+        </w:rPr>
+        <w:t xml:space="preserve"> teu Senhor</w:t>
+      </w:r>
+    </w:p>
+    <w:p>
+      <w:pPr>
+        <w:rPr>
+          <w:rFonts w:ascii="Times New Roman" w:hAnsi="Times New Roman"/>
+        </w:rPr>
+      </w:pPr>
+      <w:r>
+        <w:rPr>
+          <w:rFonts w:ascii="Times New Roman" w:hAnsi="Times New Roman"/>
+        </w:rPr>
+        <w:t>Ele é O caminho, A verdade e a luz</w:t>
+      </w:r>
+      <w:r>
+        <w:rPr>
+          <w:rFonts w:ascii="Times New Roman" w:hAnsi="Times New Roman"/>
+        </w:rPr>
+        <w:br/>
+      </w:r>
+      <w:r>
+        <w:rPr>
+          <w:rFonts w:ascii="Times New Roman" w:hAnsi="Times New Roman"/>
+        </w:rPr>
+        <w:t>Abre teu coração e recebe a Jesus</w:t>
+      </w:r>
+      <w:r>
+        <w:rPr>
+          <w:rFonts w:ascii="Times New Roman" w:hAnsi="Times New Roman"/>
+        </w:rPr>
+        <w:br/>
+      </w:r>
+      <w:r>
+        <w:rPr>
+          <w:rFonts w:ascii="Times New Roman" w:hAnsi="Times New Roman"/>
+        </w:rPr>
+        <w:t>Tua vida é Cristo que agora conduz</w:t>
+      </w:r>
+      <w:r>
+        <w:rPr>
+          <w:rFonts w:ascii="Times New Roman" w:hAnsi="Times New Roman"/>
+        </w:rPr>
+        <w:br/>
+      </w:r>
+      <w:r>
+        <w:rPr>
+          <w:rFonts w:ascii="Times New Roman" w:hAnsi="Times New Roman"/>
+        </w:rPr>
+        <w:t>Pois é Ele teu Mestre e Senhor</w:t>
+      </w:r>
+    </w:p>
+    <w:p>
+      <w:pPr>
+        <w:rPr>
+          <w:rFonts w:ascii="Times New Roman" w:hAnsi="Times New Roman"/>
+          <w:b/>
+          <w:bCs/>
+          <w:i/>
+          <w:iCs/>
+        </w:rPr>
+      </w:pPr>
+      <w:r>
+        <w:rPr>
+          <w:rFonts w:ascii="Times New Roman" w:hAnsi="Times New Roman"/>
+          <w:b/>
+          <w:bCs/>
+          <w:i/>
+          <w:iCs/>
         </w:rPr>
         <w:t>[REFRÃO]</w:t>
       </w:r>
     </w:p>
-    <w:p/>
+    <w:p>
+      <w:pPr>
+        <w:rPr>
+          <w:rFonts w:ascii="Times New Roman" w:hAnsi="Times New Roman"/>
+        </w:rPr>
+      </w:pPr>
+      <w:r>
+        <w:rPr>
+          <w:rFonts w:ascii="Times New Roman" w:hAnsi="Times New Roman"/>
+        </w:rPr>
+        <w:t>Como é bom caminhar nesta luz, nesta paz</w:t>
+      </w:r>
+      <w:r>
+        <w:rPr>
+          <w:rFonts w:ascii="Times New Roman" w:hAnsi="Times New Roman"/>
+        </w:rPr>
+        <w:br/>
+      </w:r>
+      <w:r>
+        <w:rPr>
+          <w:rFonts w:ascii="Times New Roman" w:hAnsi="Times New Roman"/>
+        </w:rPr>
+        <w:t xml:space="preserve">Ele vive </w:t>
+      </w:r>
+      <w:proofErr w:type="gramStart"/>
+      <w:r>
+        <w:rPr>
+          <w:rFonts w:ascii="Times New Roman" w:hAnsi="Times New Roman"/>
+        </w:rPr>
+        <w:t>pra</w:t>
+      </w:r>
+      <w:proofErr w:type="gramEnd"/>
+      <w:r>
+        <w:rPr>
+          <w:rFonts w:ascii="Times New Roman" w:hAnsi="Times New Roman"/>
+        </w:rPr>
+        <w:t xml:space="preserve"> sempre, Ele me satisfaz</w:t>
+      </w:r>
+      <w:r>
+        <w:rPr>
+          <w:rFonts w:ascii="Times New Roman" w:hAnsi="Times New Roman"/>
+        </w:rPr>
+        <w:br/>
+      </w:r>
+      <w:r>
+        <w:rPr>
+          <w:rFonts w:ascii="Times New Roman" w:hAnsi="Times New Roman"/>
+        </w:rPr>
+        <w:t xml:space="preserve">Eu sou </w:t>
+      </w:r>
+      <w:proofErr w:type="spellStart"/>
+      <w:r>
+        <w:rPr>
+          <w:rFonts w:ascii="Times New Roman" w:hAnsi="Times New Roman"/>
+        </w:rPr>
+        <w:t>dEle</w:t>
+      </w:r>
+      <w:proofErr w:type="spellEnd"/>
+      <w:r>
+        <w:rPr>
+          <w:rFonts w:ascii="Times New Roman" w:hAnsi="Times New Roman"/>
+        </w:rPr>
+        <w:t>, e a vida que Ele me traz</w:t>
+      </w:r>
+      <w:r>
+        <w:rPr>
+          <w:rFonts w:ascii="Times New Roman" w:hAnsi="Times New Roman"/>
+        </w:rPr>
+        <w:br/>
+      </w:r>
+      <w:r>
+        <w:rPr>
+          <w:rFonts w:ascii="Times New Roman" w:hAnsi="Times New Roman"/>
+        </w:rPr>
+        <w:t>É segura, pois Ele é Senhor</w:t>
+      </w:r>
+    </w:p>
+    <w:p>
+      <w:pPr>
+        <w:rPr>
+          <w:rFonts w:ascii="Times New Roman" w:hAnsi="Times New Roman"/>
+          <w:b/>
+          <w:bCs/>
+          <w:i/>
+          <w:iCs/>
+        </w:rPr>
+      </w:pPr>
+      <w:r>
+        <w:rPr>
+          <w:rFonts w:ascii="Times New Roman" w:hAnsi="Times New Roman"/>
+          <w:b/>
+          <w:bCs/>
+          <w:i/>
+          <w:iCs/>
+        </w:rPr>
+        <w:t>[REFRÃO]</w:t>
+      </w:r>
+    </w:p>
     <w:sectPr>
       <w:pgSz w:w="11906" w:h="16838"/>
       <w:pgMar w:top="1417" w:right="1701" w:bottom="1417" w:left="1701" w:header="708" w:footer="708" w:gutter="0"/>
